--- a/tests/OfficeAgent.Tests/Corpus/v1.0.0/native/outputs/w-backgroundimage.docx
+++ b/tests/OfficeAgent.Tests/Corpus/v1.0.0/native/outputs/w-backgroundimage.docx
@@ -49,7 +49,7 @@
       </w:r>
     </w:p>
     <w:sectPr>
-      <w:headerReference xmlns:r="http://schemas.openxmlformats.org/officeDocument/2006/relationships" w:type="default" r:id="R93383775197849c2"/>
+      <w:headerReference xmlns:r="http://schemas.openxmlformats.org/officeDocument/2006/relationships" w:type="default" r:id="R54895e42f3b240f7"/>
     </w:sectPr>
   </w:body>
 </w:document>
@@ -83,7 +83,7 @@
                   <pic:cNvPicPr/>
                 </pic:nvPicPr>
                 <pic:blipFill>
-                  <a:blip xmlns:r="http://schemas.openxmlformats.org/officeDocument/2006/relationships" r:embed="R6260cc744a834342"/>
+                  <a:blip xmlns:r="http://schemas.openxmlformats.org/officeDocument/2006/relationships" r:embed="R5162a6a844904f49"/>
                   <a:stretch>
                     <a:fillRect/>
                   </a:stretch>

--- a/tests/OfficeAgent.Tests/Corpus/v1.0.0/native/outputs/w-backgroundimage.docx
+++ b/tests/OfficeAgent.Tests/Corpus/v1.0.0/native/outputs/w-backgroundimage.docx
@@ -49,7 +49,7 @@
       </w:r>
     </w:p>
     <w:sectPr>
-      <w:headerReference xmlns:r="http://schemas.openxmlformats.org/officeDocument/2006/relationships" w:type="default" r:id="R54895e42f3b240f7"/>
+      <w:headerReference xmlns:r="http://schemas.openxmlformats.org/officeDocument/2006/relationships" w:type="default" r:id="Re6e79486599b48a0"/>
     </w:sectPr>
   </w:body>
 </w:document>
@@ -83,7 +83,7 @@
                   <pic:cNvPicPr/>
                 </pic:nvPicPr>
                 <pic:blipFill>
-                  <a:blip xmlns:r="http://schemas.openxmlformats.org/officeDocument/2006/relationships" r:embed="R5162a6a844904f49"/>
+                  <a:blip xmlns:r="http://schemas.openxmlformats.org/officeDocument/2006/relationships" r:embed="R9c0ffc33c3424630"/>
                   <a:stretch>
                     <a:fillRect/>
                   </a:stretch>

--- a/tests/OfficeAgent.Tests/Corpus/v1.0.0/native/outputs/w-backgroundimage.docx
+++ b/tests/OfficeAgent.Tests/Corpus/v1.0.0/native/outputs/w-backgroundimage.docx
@@ -49,7 +49,7 @@
       </w:r>
     </w:p>
     <w:sectPr>
-      <w:headerReference xmlns:r="http://schemas.openxmlformats.org/officeDocument/2006/relationships" w:type="default" r:id="Re6e79486599b48a0"/>
+      <w:headerReference xmlns:r="http://schemas.openxmlformats.org/officeDocument/2006/relationships" w:type="default" r:id="Rcd9ea418bf6c42bf"/>
     </w:sectPr>
   </w:body>
 </w:document>
@@ -83,7 +83,7 @@
                   <pic:cNvPicPr/>
                 </pic:nvPicPr>
                 <pic:blipFill>
-                  <a:blip xmlns:r="http://schemas.openxmlformats.org/officeDocument/2006/relationships" r:embed="R9c0ffc33c3424630"/>
+                  <a:blip xmlns:r="http://schemas.openxmlformats.org/officeDocument/2006/relationships" r:embed="R936e5db9674d4b0b"/>
                   <a:stretch>
                     <a:fillRect/>
                   </a:stretch>

--- a/tests/OfficeAgent.Tests/Corpus/v1.0.0/native/outputs/w-backgroundimage.docx
+++ b/tests/OfficeAgent.Tests/Corpus/v1.0.0/native/outputs/w-backgroundimage.docx
@@ -49,7 +49,7 @@
       </w:r>
     </w:p>
     <w:sectPr>
-      <w:headerReference xmlns:r="http://schemas.openxmlformats.org/officeDocument/2006/relationships" w:type="default" r:id="Rcd9ea418bf6c42bf"/>
+      <w:headerReference xmlns:r="http://schemas.openxmlformats.org/officeDocument/2006/relationships" w:type="default" r:id="R0920a647664f4603"/>
     </w:sectPr>
   </w:body>
 </w:document>
@@ -83,7 +83,7 @@
                   <pic:cNvPicPr/>
                 </pic:nvPicPr>
                 <pic:blipFill>
-                  <a:blip xmlns:r="http://schemas.openxmlformats.org/officeDocument/2006/relationships" r:embed="R936e5db9674d4b0b"/>
+                  <a:blip xmlns:r="http://schemas.openxmlformats.org/officeDocument/2006/relationships" r:embed="R08116395172748a1"/>
                   <a:stretch>
                     <a:fillRect/>
                   </a:stretch>

--- a/tests/OfficeAgent.Tests/Corpus/v1.0.0/native/outputs/w-backgroundimage.docx
+++ b/tests/OfficeAgent.Tests/Corpus/v1.0.0/native/outputs/w-backgroundimage.docx
@@ -49,7 +49,7 @@
       </w:r>
     </w:p>
     <w:sectPr>
-      <w:headerReference xmlns:r="http://schemas.openxmlformats.org/officeDocument/2006/relationships" w:type="default" r:id="R0920a647664f4603"/>
+      <w:headerReference xmlns:r="http://schemas.openxmlformats.org/officeDocument/2006/relationships" w:type="default" r:id="Rc802833853f24154"/>
     </w:sectPr>
   </w:body>
 </w:document>
@@ -83,7 +83,7 @@
                   <pic:cNvPicPr/>
                 </pic:nvPicPr>
                 <pic:blipFill>
-                  <a:blip xmlns:r="http://schemas.openxmlformats.org/officeDocument/2006/relationships" r:embed="R08116395172748a1"/>
+                  <a:blip xmlns:r="http://schemas.openxmlformats.org/officeDocument/2006/relationships" r:embed="Rcf34b522c7d24e9d"/>
                   <a:stretch>
                     <a:fillRect/>
                   </a:stretch>
